--- a/FTR_report_asg4_Alibek.docx
+++ b/FTR_report_asg4_Alibek.docx
@@ -2251,7 +2251,7 @@
           <w:b w:val="0"/>
           <w:i w:val="0"/>
         </w:rPr>
-        <w:t>The whole attack took 17 minutes. It took 3 minutes and 36 wrong passwords to get into the account, so there was no lockout and no MFA. Encryption started 6 minutes after the login. The attacker went for the backups 5 minutes after the first file change, before taking data out, which shows that blocking recovery was part of the plan. I rated the successful login at 09:04 as Critical although the dataset says High: from that moment every later step was possible.</w:t>
+        <w:t>The whole attack took 17 minutes. It took 3 minutes and 36 wrong passwords to get into the account, so there was no lockout and no MFA. Encryption started 6 minutes after the login. The attacker went for the backups 5 minutes after the first file change, before taking data out, so blocking recovery was part of the plan from the start. I rated the successful login at 09:04 as Critical although the dataset says High: from that moment every later step was possible.</w:t>
       </w:r>
     </w:p>
     <w:p>
@@ -5303,7 +5303,7 @@
           <w:b w:val="0"/>
           <w:i w:val="0"/>
         </w:rPr>
-        <w:t>2. Highest-priority event: file modifications. It has the highest score (0.96, 0.21 above the threshold, 8 times its normal value), it is the first strong signal at 09:07, and it is the event that destroys data. Every minute lost here means more encrypted files.</w:t>
+        <w:t>2. Highest-priority event: file modifications. It has the highest score (0.96, 0.21 above the threshold, 8 times its normal value), it is the first strong signal at 09:07, and it is the event that destroys data, so every minute of delay costs more encrypted files.</w:t>
       </w:r>
     </w:p>
     <w:p>
@@ -5316,7 +5316,7 @@
           <w:b w:val="0"/>
           <w:i w:val="0"/>
         </w:rPr>
-        <w:t>3. Why AI should complement, not replace, deterministic controls. The scores only say that something is unusual; they do not stop or undo anything. Outbound traffic is only 0.04 above the threshold, so a small change of the model or the threshold would miss it, while a fixed egress allow-list blocks it every time. The 100% rate is measured on 5 attack signals only; there is no normal period in the data, so the false alarm rate is unknown. Models can be fooled by a slow attacker and they drift. MFA, lockout, the retention lock and the restore procedure work whatever the score is, and an alert from a fixed rule is easier to explain as evidence.</w:t>
+        <w:t>3. Why AI should complement, not replace, deterministic controls. A score says that something is unusual and leaves the stopping and the restoring to other controls. Outbound traffic is only 0.04 above the threshold, so a small change of the model or the threshold would miss it, while a fixed egress allow-list blocks it every time. The 100% rate is measured on 5 attack signals only; there is no normal period in the data, so the false alarm rate is unknown. Models can be fooled by a slow attacker and they drift. MFA, lockout, the retention lock and the restore procedure work whatever the score is, and an alert from a fixed rule is easier to explain as evidence.</w:t>
       </w:r>
     </w:p>
     <w:p>
@@ -5346,7 +5346,7 @@
           <w:b w:val="0"/>
           <w:i w:val="0"/>
         </w:rPr>
-        <w:t>The attacker needed 3 minutes to guess a password and 17 minutes for the whole attack, including an attempt to delete the backups. MFA with lockout would have stopped it at the start. If it gets through, the deciding controls are automatic isolation on the file change alert and backups that the server cannot delete. My drill showed that locked snapshots survive the deletion attempt and restore all files with verified hashes, with 2 minutes of lost work. The plan meets RPO 5 min and RTO 30 min on paper (27 min); for large data sets the standby server is needed, because copying alone would take longer than 30 minutes.</w:t>
+        <w:t>The attacker needed 3 minutes to guess a password and 17 minutes for the whole attack, including an attempt to delete the backups. MFA with lockout would have stopped it at the start. Once the attacker is in, the controls that decide the outcome are automatic isolation on the file change alert and backups that the server cannot delete. My drill showed that locked snapshots survive the deletion attempt and restore all files with verified hashes, with 2 minutes of lost work. On paper the plan meets RPO 5 min and RTO 30 min with 27 min. For large data sets it depends on the standby server, because copying alone would take longer than 30 minutes.</w:t>
       </w:r>
     </w:p>
     <w:p>
@@ -6445,7 +6445,7 @@
                 <w:i w:val="0"/>
                 <w:sz w:val="18"/>
               </w:rPr>
-              <w:t>09:07 is lateral movement and not yet destruction, because the changes come from the workstation 10.20.4.15 and land on the server. The backup attack came before the exfiltration.</w:t>
+              <w:t>I classed 09:07 as lateral movement: the changes come from the workstation 10.20.4.15 and land on the server, and the encryption itself starts at 09:08. The backup attack came before the exfiltration.</w:t>
             </w:r>
           </w:p>
         </w:tc>
@@ -7345,7 +7345,7 @@
                 <w:i w:val="0"/>
                 <w:sz w:val="18"/>
               </w:rPr>
-              <w:t>Outbound traffic passes the threshold by only 0.04, so this is the signal where a fixed egress rule matters most.</w:t>
+              <w:t>Outbound traffic passes the threshold by only 0.04. For this signal I rely on the fixed egress allow-list more than on the score.</w:t>
             </w:r>
           </w:p>
         </w:tc>
@@ -7950,7 +7950,7 @@
                 <w:i w:val="0"/>
                 <w:sz w:val="18"/>
               </w:rPr>
-              <w:t>The drill uses 1,200 small generated files and the incident clock, not a real server; the anomaly scores are given, not produced by my own model; likelihood and impact are my judgement.</w:t>
+              <w:t>The drill runs on 1,200 small generated files and follows the incident clock. The anomaly scores come from the task. Likelihood and impact are my own judgement.</w:t>
             </w:r>
           </w:p>
         </w:tc>

--- a/FTR_report_asg4_Alibek.docx
+++ b/FTR_report_asg4_Alibek.docx
@@ -2214,7 +2214,7 @@
                 <w:i w:val="0"/>
                 <w:sz w:val="16"/>
               </w:rPr>
-              <w:t>Antivirus disabled to keep access and hide further tools; needs admin rights</w:t>
+              <w:t>Antivirus disabled to keep access and hide further tools, which needs admin rights</w:t>
             </w:r>
           </w:p>
         </w:tc>
@@ -3042,7 +3042,7 @@
                 <w:i w:val="0"/>
                 <w:sz w:val="16"/>
               </w:rPr>
-              <w:t>Observed: 1,200 files encrypted; impact is loss of research data</w:t>
+              <w:t>Observed: 1,200 files encrypted, and the impact is loss of research data</w:t>
             </w:r>
           </w:p>
         </w:tc>
@@ -3177,7 +3177,7 @@
                 <w:i w:val="0"/>
                 <w:sz w:val="16"/>
               </w:rPr>
-              <w:t>Attempted at 09:12; success unknown; without backups nothing can be restored</w:t>
+              <w:t>Attempted at 09:12 with unknown success, and without backups nothing can be restored</w:t>
             </w:r>
           </w:p>
         </w:tc>
@@ -3222,7 +3222,7 @@
                 <w:i w:val="0"/>
                 <w:sz w:val="16"/>
               </w:rPr>
-              <w:t>Outbound link and DB spike, volume not confirmed; research and personal data</w:t>
+              <w:t>Outbound link and DB spike, volume not confirmed, research and personal data at risk</w:t>
             </w:r>
           </w:p>
         </w:tc>
@@ -3298,7 +3298,7 @@
           <w:b w:val="0"/>
           <w:i w:val="0"/>
         </w:rPr>
-        <w:t>Control flow. A researcher logs in through the identity provider with MFA, and the account locks after 5 wrong passwords, so the 36 guesses from the dataset would have stopped at the fifth. The firewall lets the workstation reach only the published ports of the research segment, and the segment can open outbound connections only to an allow-list. Admin work goes through a jump host with just-in-time rights, so the user account on the server has no admin rights to disable the antivirus. The server, the database and the firewall send logs to the SIEM, which runs fixed rules and the anomaly scores from Part E and pages the on-call person. Backups go one way into a vault in a separate zone: the server can write new snapshots but cannot change or delete them before the 30-day lock ends. Recovery uses a clean environment and a standby server that the attacker never touched.</w:t>
+        <w:t>A researcher logs in through the identity provider with MFA, and the account locks after 5 wrong passwords, so the 36 guesses from the dataset would have stopped at the fifth. The firewall lets the workstation reach only the published ports of the research segment, and the segment can open outbound connections only to an allow-list. Admin work goes through a jump host with just-in-time rights, so the user account on the server has no admin rights to disable the antivirus. The server, the database and the firewall send logs to the SIEM, which runs fixed rules and the anomaly scores from Part E and pages the on-call person. Backups go one way into a vault in a separate zone: the server can write new snapshots but cannot change or delete them before the 30-day lock ends. Recovery uses a clean environment and a standby server that the attacker never touched.</w:t>
       </w:r>
     </w:p>
     <w:tbl>
@@ -3472,7 +3472,7 @@
                 <w:i w:val="0"/>
                 <w:sz w:val="16"/>
               </w:rPr>
-              <w:t>Alert on more than 10 failures in 5 min from one IP; a success after many failures is a critical alert</w:t>
+              <w:t>Alert on more than 10 failures in 5 min from one IP, and a critical alert on a success after many failures</w:t>
             </w:r>
           </w:p>
         </w:tc>
@@ -3662,7 +3662,7 @@
                 <w:i w:val="0"/>
                 <w:sz w:val="16"/>
               </w:rPr>
-              <w:t>Use the locked snapshots; second offline copy</w:t>
+              <w:t>Use the locked snapshots or the second offline copy</w:t>
             </w:r>
           </w:p>
         </w:tc>
@@ -3857,7 +3857,7 @@
           <w:b w:val="0"/>
           <w:i w:val="0"/>
         </w:rPr>
-        <w:t>Requirements: RPO at most 5 minutes; RTO at most 30 minutes. I count the RTO from 09:07, the first damage. Steps 3 and 4 run at the same time.</w:t>
+        <w:t>Requirements: RPO at most 5 minutes and RTO at most 30 minutes. I count the RTO from 09:07, the first damage. Steps 3 and 4 run at the same time.</w:t>
       </w:r>
     </w:p>
     <w:tbl>
@@ -4596,7 +4596,7 @@
           <w:b w:val="0"/>
           <w:i w:val="0"/>
         </w:rPr>
-        <w:t>The drill also shows two limits of the plan. Between the first mass change at 09:07 and the encryption at 09:10 there are only 3 minutes, so manual isolation at 09:12 is too late to save the files; only automatic EDR isolation on the alert would. And copying data does not scale: at an assumed 200 MB/s, 500 GB of research data needs about 42 minutes just to copy, which is why step 5 mounts the snapshot and uses the standby instead of copying everything back.</w:t>
+        <w:t>The drill also shows two limits of the plan. Between the first mass change at 09:07 and the encryption at 09:10 there are only 3 minutes, so manual isolation at 09:12 is too late to save the files. Only automatic EDR isolation on the alert would save them. And copying data does not scale: at an assumed 200 MB/s, 500 GB of research data needs about 42 minutes just to copy, which is why step 5 mounts the snapshot and uses the standby instead of copying everything back.</w:t>
       </w:r>
     </w:p>
     <w:p>
@@ -5316,7 +5316,7 @@
           <w:b w:val="0"/>
           <w:i w:val="0"/>
         </w:rPr>
-        <w:t>3. Why AI should complement, not replace, deterministic controls. A score says that something is unusual and leaves the stopping and the restoring to other controls. Outbound traffic is only 0.04 above the threshold, so a small change of the model or the threshold would miss it, while a fixed egress allow-list blocks it every time. The 100% rate is measured on 5 attack signals only; there is no normal period in the data, so the false alarm rate is unknown. Models can be fooled by a slow attacker and they drift. MFA, lockout, the retention lock and the restore procedure work whatever the score is, and an alert from a fixed rule is easier to explain as evidence.</w:t>
+        <w:t>3. Why AI should complement, not replace, deterministic controls. A score says that something is unusual and leaves the stopping and the restoring to other controls. Outbound traffic is only 0.04 above the threshold, so a small change of the model or the threshold would miss it, while a fixed egress allow-list blocks it every time. The 100% rate is measured on 5 attack signals only. The data has no normal period, so the false alarm rate is unknown. Models can be fooled by a slow attacker and they drift. MFA, lockout, the retention lock and the restore procedure work whatever the score is, and an alert from a fixed rule is easier to explain as evidence.</w:t>
       </w:r>
     </w:p>
     <w:p>
@@ -7525,7 +7525,7 @@
                 <w:i w:val="0"/>
                 <w:sz w:val="18"/>
               </w:rPr>
-              <w:t>Part E answer 4; the 09:12 event shows that backups are a target.</w:t>
+              <w:t>Part E answer 4. The 09:12 event shows that backups are a target.</w:t>
             </w:r>
           </w:p>
         </w:tc>
@@ -7815,7 +7815,7 @@
                 <w:i w:val="0"/>
                 <w:sz w:val="18"/>
               </w:rPr>
-              <w:t>scripts/analyze.py produces the Part A, B and E tables from the dataset; scripts/recovery_drill.py checks the restore step. Both were written and run by me on 12.10.2026.</w:t>
+              <w:t>scripts/analyze.py produces the Part A, B and E tables from the dataset, and scripts/recovery_drill.py checks the restore step. Both were written and run by me on 12.10.2026.</w:t>
             </w:r>
           </w:p>
         </w:tc>
